--- a/assets/legal-templates/es/fraud-bribery-and-corruption-policy-and-procedure.docx
+++ b/assets/legal-templates/es/fraud-bribery-and-corruption-policy-and-procedure.docx
@@ -6794,7 +6794,7 @@
           <w:sz w:val="20"/>
           <w:szCs w:val="20"/>
         </w:rPr>
-        <w:t xml:space="preserve">Denuncie en cuanto sospeche un fraude, un soborno, un caso de corrupción o un uso indebido de fondos. No necesita pruebas. Use la vía con la que se sienta más seguro:</w:t>
+        <w:t xml:space="preserve">Denuncie en cuanto sospeche un fraude, un soborno, un caso de corrupción o un uso indebido de fondos. No necesita pruebas. Use la vía que le dé más seguridad:</w:t>
       </w:r>
     </w:p>
     <w:tbl>

--- a/assets/legal-templates/es/fraud-bribery-and-corruption-policy-and-procedure.docx
+++ b/assets/legal-templates/es/fraud-bribery-and-corruption-policy-and-procedure.docx
@@ -19,7 +19,7 @@
             <wp:extent cx="7562850" cy="10696575"/>
             <wp:effectExtent t="0" r="0" b="0" l="0"/>
             <wp:wrapNone/>
-            <wp:docPr id="1" name="" descr="" title=""/>
+            <wp:docPr id="49" name="" descr="" title=""/>
             <wp:cNvGraphicFramePr>
               <a:graphicFrameLocks xmlns:a="http://schemas.openxmlformats.org/drawingml/2006/main" noChangeAspect="1"/>
             </wp:cNvGraphicFramePr>
@@ -12112,7 +12112,7 @@
         <wp:inline distT="0" distB="0" distL="0" distR="0">
           <wp:extent cx="1333500" cy="204788"/>
           <wp:effectExtent t="0" r="0" b="0" l="0"/>
-          <wp:docPr id="2" name="" descr="" title=""/>
+          <wp:docPr id="50" name="" descr="" title=""/>
           <wp:cNvGraphicFramePr>
             <a:graphicFrameLocks xmlns:a="http://schemas.openxmlformats.org/drawingml/2006/main" noChangeAspect="1"/>
           </wp:cNvGraphicFramePr>
